--- a/Machine Learning Foundation Notes.docx
+++ b/Machine Learning Foundation Notes.docx
@@ -2241,12 +2241,12 @@
           <wp:inline distB="114300" distT="114300" distL="114300" distR="114300">
             <wp:extent cx="3324225" cy="758332"/>
             <wp:effectExtent b="0" l="0" r="0" t="0"/>
-            <wp:docPr id="1" name="image2.png"/>
+            <wp:docPr id="1" name="image1.png"/>
             <a:graphic>
               <a:graphicData uri="http://schemas.openxmlformats.org/drawingml/2006/picture">
                 <pic:pic>
                   <pic:nvPicPr>
-                    <pic:cNvPr id="0" name="image2.png"/>
+                    <pic:cNvPr id="0" name="image1.png"/>
                     <pic:cNvPicPr preferRelativeResize="0"/>
                   </pic:nvPicPr>
                   <pic:blipFill>
@@ -2425,12 +2425,12 @@
           <wp:inline distB="114300" distT="114300" distL="114300" distR="114300">
             <wp:extent cx="5067300" cy="809625"/>
             <wp:effectExtent b="0" l="0" r="0" t="0"/>
-            <wp:docPr id="2" name="image1.png"/>
+            <wp:docPr id="2" name="image3.png"/>
             <a:graphic>
               <a:graphicData uri="http://schemas.openxmlformats.org/drawingml/2006/picture">
                 <pic:pic>
                   <pic:nvPicPr>
-                    <pic:cNvPr id="0" name="image1.png"/>
+                    <pic:cNvPr id="0" name="image3.png"/>
                     <pic:cNvPicPr preferRelativeResize="0"/>
                   </pic:nvPicPr>
                   <pic:blipFill>
@@ -2622,12 +2622,12 @@
           <wp:inline distB="114300" distT="114300" distL="114300" distR="114300">
             <wp:extent cx="2800350" cy="733425"/>
             <wp:effectExtent b="0" l="0" r="0" t="0"/>
-            <wp:docPr id="3" name="image3.png"/>
+            <wp:docPr id="3" name="image2.png"/>
             <a:graphic>
               <a:graphicData uri="http://schemas.openxmlformats.org/drawingml/2006/picture">
                 <pic:pic>
                   <pic:nvPicPr>
-                    <pic:cNvPr id="0" name="image3.png"/>
+                    <pic:cNvPr id="0" name="image2.png"/>
                     <pic:cNvPicPr preferRelativeResize="0"/>
                   </pic:nvPicPr>
                   <pic:blipFill>
@@ -9665,9 +9665,19 @@
     </w:p>
     <w:p>
       <w:pPr>
-        <w:ind w:left="0" w:firstLine="0"/>
+        <w:pStyle w:val="Heading2"/>
         <w:rPr/>
       </w:pPr>
+      <w:bookmarkStart w:colFirst="0" w:colLast="0" w:name="_1ktcsonki6he" w:id="33"/>
+      <w:bookmarkEnd w:id="33"/>
+      <w:r>
+        <w:rPr>
+          <w:sz w:val="26"/>
+          <w:szCs w:val="26"/>
+          <w:rtl w:val="0"/>
+        </w:rPr>
+        <w:t xml:space="preserve">Week Four/Five Notes:</w:t>
+      </w:r>
       <w:r>
         <w:rPr>
           <w:rtl w:val="0"/>
@@ -9684,8 +9694,8 @@
           <w:szCs w:val="22"/>
         </w:rPr>
       </w:pPr>
-      <w:bookmarkStart w:colFirst="0" w:colLast="0" w:name="_184fesz1sc0r" w:id="33"/>
-      <w:bookmarkEnd w:id="33"/>
+      <w:bookmarkStart w:colFirst="0" w:colLast="0" w:name="_184fesz1sc0r" w:id="34"/>
+      <w:bookmarkEnd w:id="34"/>
       <w:r>
         <w:rPr>
           <w:color w:val="000000"/>
@@ -9711,8 +9721,8 @@
           <w:szCs w:val="22"/>
         </w:rPr>
       </w:pPr>
-      <w:bookmarkStart w:colFirst="0" w:colLast="0" w:name="_gvd6vdls6dbs" w:id="34"/>
-      <w:bookmarkEnd w:id="34"/>
+      <w:bookmarkStart w:colFirst="0" w:colLast="0" w:name="_gvd6vdls6dbs" w:id="35"/>
+      <w:bookmarkEnd w:id="35"/>
       <w:r>
         <w:rPr>
           <w:color w:val="000000"/>
@@ -9838,9 +9848,12 @@
         </w:numPr>
         <w:spacing w:after="0" w:afterAutospacing="0" w:before="0" w:beforeAutospacing="0"/>
         <w:ind w:left="720" w:hanging="360"/>
-      </w:pPr>
-      <w:bookmarkStart w:colFirst="0" w:colLast="0" w:name="_s8fiw715iwft" w:id="35"/>
-      <w:bookmarkEnd w:id="35"/>
+        <w:rPr>
+          <w:color w:val="000000"/>
+        </w:rPr>
+      </w:pPr>
+      <w:bookmarkStart w:colFirst="0" w:colLast="0" w:name="_s8fiw715iwft" w:id="36"/>
+      <w:bookmarkEnd w:id="36"/>
       <w:r>
         <w:rPr>
           <w:color w:val="000000"/>
@@ -9998,9 +10011,12 @@
         </w:numPr>
         <w:spacing w:after="0" w:afterAutospacing="0" w:before="0" w:beforeAutospacing="0"/>
         <w:ind w:left="720" w:hanging="360"/>
-      </w:pPr>
-      <w:bookmarkStart w:colFirst="0" w:colLast="0" w:name="_zbbt8le5fql7" w:id="36"/>
-      <w:bookmarkEnd w:id="36"/>
+        <w:rPr>
+          <w:color w:val="000000"/>
+        </w:rPr>
+      </w:pPr>
+      <w:bookmarkStart w:colFirst="0" w:colLast="0" w:name="_zbbt8le5fql7" w:id="37"/>
+      <w:bookmarkEnd w:id="37"/>
       <w:r>
         <w:rPr>
           <w:color w:val="000000"/>
@@ -10058,6 +10074,7 @@
           <w:ilvl w:val="1"/>
           <w:numId w:val="8"/>
         </w:numPr>
+        <w:spacing w:after="0" w:afterAutospacing="0"/>
         <w:ind w:left="1440" w:hanging="360"/>
         <w:rPr>
           <w:u w:val="none"/>
@@ -10069,282 +10086,350 @@
         </w:rPr>
         <w:t xml:space="preserve">Recently, a Federated learning framework called HeteroFL has emerged, specifically designed to tackle the challenges posed by heterogeneous clients with varying computation and communication capabilities.</w:t>
       </w:r>
-      <w:r>
-        <w:rPr>
-          <w:rtl w:val="0"/>
-        </w:rPr>
-      </w:r>
-    </w:p>
-    <w:p>
-      <w:pPr>
-        <w:pStyle w:val="Heading3"/>
+    </w:p>
+    <w:p>
+      <w:pPr>
+        <w:pStyle w:val="Heading4"/>
+        <w:numPr>
+          <w:ilvl w:val="0"/>
+          <w:numId w:val="8"/>
+        </w:numPr>
+        <w:spacing w:after="0" w:afterAutospacing="0" w:before="0" w:beforeAutospacing="0"/>
+        <w:ind w:left="720" w:hanging="360"/>
+        <w:rPr>
+          <w:color w:val="000000"/>
+        </w:rPr>
+      </w:pPr>
+      <w:bookmarkStart w:colFirst="0" w:colLast="0" w:name="_a1c2zjk7qd0u" w:id="38"/>
+      <w:bookmarkEnd w:id="38"/>
+      <w:r>
         <w:rPr>
           <w:color w:val="000000"/>
           <w:sz w:val="22"/>
           <w:szCs w:val="22"/>
-        </w:rPr>
-      </w:pPr>
-      <w:bookmarkStart w:colFirst="0" w:colLast="0" w:name="_5vazkrn4qfsv" w:id="37"/>
-      <w:bookmarkEnd w:id="37"/>
-      <w:r>
+          <w:rtl w:val="0"/>
+        </w:rPr>
+        <w:t xml:space="preserve">Other Definitions:</w:t>
+      </w:r>
+    </w:p>
+    <w:p>
+      <w:pPr>
+        <w:numPr>
+          <w:ilvl w:val="1"/>
+          <w:numId w:val="8"/>
+        </w:numPr>
+        <w:ind w:left="1440" w:hanging="360"/>
+      </w:pPr>
+      <w:r>
+        <w:rPr>
+          <w:rtl w:val="0"/>
+        </w:rPr>
+        <w:t xml:space="preserve">Clients: A client is an individual device (such as a smartphone or IoT device) that trains a machine learning model using its own data.</w:t>
+      </w:r>
+    </w:p>
+    <w:p>
+      <w:pPr>
+        <w:numPr>
+          <w:ilvl w:val="1"/>
+          <w:numId w:val="8"/>
+        </w:numPr>
+        <w:ind w:left="1440" w:hanging="360"/>
+        <w:rPr>
+          <w:u w:val="none"/>
+        </w:rPr>
+      </w:pPr>
+      <w:r>
+        <w:rPr>
+          <w:rtl w:val="0"/>
+        </w:rPr>
+        <w:t xml:space="preserve">Server: The server distributes the model to the clients, collecting their results and aggregating said results.</w:t>
+      </w:r>
+    </w:p>
+    <w:p>
+      <w:pPr>
+        <w:numPr>
+          <w:ilvl w:val="1"/>
+          <w:numId w:val="8"/>
+        </w:numPr>
+        <w:ind w:left="1440" w:hanging="360"/>
+        <w:rPr>
+          <w:u w:val="none"/>
+        </w:rPr>
+      </w:pPr>
+      <w:r>
+        <w:rPr>
+          <w:rtl w:val="0"/>
+        </w:rPr>
+        <w:t xml:space="preserve">Local Training: Local training is what each individual client does with its version of the model. This results in slightly different models, allowing the model to be improved.</w:t>
+      </w:r>
+    </w:p>
+    <w:p>
+      <w:pPr>
+        <w:numPr>
+          <w:ilvl w:val="1"/>
+          <w:numId w:val="8"/>
+        </w:numPr>
+        <w:ind w:left="1440" w:hanging="360"/>
+        <w:rPr>
+          <w:u w:val="none"/>
+        </w:rPr>
+      </w:pPr>
+      <w:r>
+        <w:rPr>
+          <w:rtl w:val="0"/>
+        </w:rPr>
+        <w:t xml:space="preserve">Global Model: The global model is very similar to centralized learning, a version of the global model is distributed to each client where it is updated slightly through local training and sent back.</w:t>
+      </w:r>
+    </w:p>
+    <w:p>
+      <w:pPr>
+        <w:numPr>
+          <w:ilvl w:val="1"/>
+          <w:numId w:val="8"/>
+        </w:numPr>
+        <w:ind w:left="1440" w:hanging="360"/>
+        <w:rPr>
+          <w:u w:val="none"/>
+        </w:rPr>
+      </w:pPr>
+      <w:r>
+        <w:rPr>
+          <w:rtl w:val="0"/>
+        </w:rPr>
+        <w:t xml:space="preserve">Model Update: After getting sent back and aggregated, the model is updated to make it better (more efficient, faster, “smarter”, etc.).</w:t>
+      </w:r>
+    </w:p>
+    <w:p>
+      <w:pPr>
+        <w:numPr>
+          <w:ilvl w:val="1"/>
+          <w:numId w:val="8"/>
+        </w:numPr>
+        <w:ind w:left="1440" w:hanging="360"/>
+        <w:rPr>
+          <w:u w:val="none"/>
+        </w:rPr>
+      </w:pPr>
+      <w:r>
+        <w:rPr>
+          <w:rtl w:val="0"/>
+        </w:rPr>
+        <w:t xml:space="preserve">Aggregation: Aggregation is the act of combining or summing all the new models received by the server.</w:t>
+      </w:r>
+    </w:p>
+    <w:p>
+      <w:pPr>
+        <w:numPr>
+          <w:ilvl w:val="1"/>
+          <w:numId w:val="8"/>
+        </w:numPr>
+        <w:ind w:left="1440" w:hanging="360"/>
+        <w:rPr>
+          <w:u w:val="none"/>
+        </w:rPr>
+      </w:pPr>
+      <w:r>
+        <w:rPr>
+          <w:rtl w:val="0"/>
+        </w:rPr>
+        <w:t xml:space="preserve">Communication round: A communication round is the entire process of distributing the model, locally training, receiving the models, aggregating said models together, and updating the server.</w:t>
+      </w:r>
+    </w:p>
+    <w:p>
+      <w:pPr>
+        <w:numPr>
+          <w:ilvl w:val="1"/>
+          <w:numId w:val="8"/>
+        </w:numPr>
+        <w:ind w:left="1440" w:hanging="360"/>
+        <w:rPr>
+          <w:u w:val="none"/>
+        </w:rPr>
+      </w:pPr>
+      <w:r>
+        <w:rPr>
+          <w:rtl w:val="0"/>
+        </w:rPr>
+        <w:t xml:space="preserve">Federated Averaging: Federated Averaging is a type of model update involving a weighted series of updates.</w:t>
+      </w:r>
+    </w:p>
+    <w:p>
+      <w:pPr>
+        <w:pStyle w:val="Heading3"/>
         <w:rPr>
           <w:color w:val="000000"/>
           <w:sz w:val="22"/>
           <w:szCs w:val="22"/>
-          <w:rtl w:val="0"/>
-        </w:rPr>
-        <w:t xml:space="preserve">How does Federated Learning Work:</w:t>
-      </w:r>
-    </w:p>
-    <w:p>
-      <w:pPr>
-        <w:numPr>
-          <w:ilvl w:val="0"/>
-          <w:numId w:val="10"/>
-        </w:numPr>
-        <w:ind w:left="720" w:hanging="360"/>
-        <w:rPr>
-          <w:u w:val="none"/>
-        </w:rPr>
-      </w:pPr>
-      <w:r>
-        <w:rPr>
-          <w:rtl w:val="0"/>
-        </w:rPr>
-        <w:t xml:space="preserve">Step 1: The particular device will download the current model.</w:t>
-      </w:r>
-    </w:p>
-    <w:p>
-      <w:pPr>
-        <w:numPr>
-          <w:ilvl w:val="0"/>
-          <w:numId w:val="10"/>
-        </w:numPr>
-        <w:ind w:left="720" w:hanging="360"/>
-        <w:rPr>
-          <w:u w:val="none"/>
-        </w:rPr>
-      </w:pPr>
-      <w:r>
-        <w:rPr>
-          <w:rtl w:val="0"/>
-        </w:rPr>
-        <w:t xml:space="preserve">Step 2: The model would make improvements from the new data that we got from the device.</w:t>
-      </w:r>
-    </w:p>
-    <w:p>
-      <w:pPr>
-        <w:numPr>
-          <w:ilvl w:val="0"/>
-          <w:numId w:val="10"/>
-        </w:numPr>
-        <w:ind w:left="720" w:hanging="360"/>
-        <w:rPr>
-          <w:u w:val="none"/>
-        </w:rPr>
-      </w:pPr>
-      <w:r>
-        <w:rPr>
-          <w:rtl w:val="0"/>
-        </w:rPr>
-        <w:t xml:space="preserve">Step 3: The model changes are summarized as an update and communicated to the cloud. This communication is encrypted.</w:t>
-      </w:r>
-    </w:p>
-    <w:p>
-      <w:pPr>
-        <w:numPr>
-          <w:ilvl w:val="0"/>
-          <w:numId w:val="10"/>
-        </w:numPr>
-        <w:ind w:left="720" w:hanging="360"/>
-        <w:rPr>
-          <w:u w:val="none"/>
-        </w:rPr>
-      </w:pPr>
-      <w:r>
-        <w:rPr>
-          <w:rtl w:val="0"/>
-        </w:rPr>
-        <w:t xml:space="preserve">Step 4: On the cloud, there are many updates coming in from multiple users. These all updates are aggregated and the final model is built.</w:t>
-      </w:r>
-    </w:p>
-    <w:p>
-      <w:pPr>
-        <w:pStyle w:val="Heading3"/>
+        </w:rPr>
+      </w:pPr>
+      <w:bookmarkStart w:colFirst="0" w:colLast="0" w:name="_1tqyspferpy5" w:id="39"/>
+      <w:bookmarkEnd w:id="39"/>
+      <w:r>
         <w:rPr>
           <w:color w:val="000000"/>
           <w:sz w:val="22"/>
           <w:szCs w:val="22"/>
-        </w:rPr>
-      </w:pPr>
-      <w:bookmarkStart w:colFirst="0" w:colLast="0" w:name="_1tqyspferpy5" w:id="38"/>
-      <w:bookmarkEnd w:id="38"/>
-      <w:r>
+          <w:rtl w:val="0"/>
+        </w:rPr>
+        <w:t xml:space="preserve">Advantages of Federated Learning:</w:t>
+      </w:r>
+    </w:p>
+    <w:p>
+      <w:pPr>
+        <w:numPr>
+          <w:ilvl w:val="0"/>
+          <w:numId w:val="6"/>
+        </w:numPr>
+        <w:ind w:left="720" w:hanging="360"/>
+        <w:rPr>
+          <w:u w:val="none"/>
+        </w:rPr>
+      </w:pPr>
+      <w:r>
+        <w:rPr>
+          <w:b w:val="1"/>
+          <w:bCs w:val="1"/>
+          <w:rtl w:val="0"/>
+        </w:rPr>
+        <w:t xml:space="preserve">Reduced Power Usage</w:t>
+      </w:r>
+      <w:r>
+        <w:rPr>
+          <w:rtl w:val="0"/>
+        </w:rPr>
+        <w:t xml:space="preserve">: Reduced data size means reduced computation time and hence less power usage.</w:t>
+      </w:r>
+    </w:p>
+    <w:p>
+      <w:pPr>
+        <w:numPr>
+          <w:ilvl w:val="0"/>
+          <w:numId w:val="6"/>
+        </w:numPr>
+        <w:ind w:left="720" w:hanging="360"/>
+        <w:rPr>
+          <w:u w:val="none"/>
+        </w:rPr>
+      </w:pPr>
+      <w:r>
+        <w:rPr>
+          <w:b w:val="1"/>
+          <w:bCs w:val="1"/>
+          <w:rtl w:val="0"/>
+        </w:rPr>
+        <w:t xml:space="preserve">Guarantees Privacy</w:t>
+      </w:r>
+      <w:r>
+        <w:rPr>
+          <w:rtl w:val="0"/>
+        </w:rPr>
+        <w:t xml:space="preserve">: Data stays on the device, maintaining privacy without loss of training.</w:t>
+      </w:r>
+    </w:p>
+    <w:p>
+      <w:pPr>
+        <w:numPr>
+          <w:ilvl w:val="0"/>
+          <w:numId w:val="6"/>
+        </w:numPr>
+        <w:ind w:left="720" w:hanging="360"/>
+        <w:rPr>
+          <w:u w:val="none"/>
+        </w:rPr>
+      </w:pPr>
+      <w:r>
+        <w:rPr>
+          <w:rtl w:val="0"/>
+        </w:rPr>
+        <w:t xml:space="preserve">No Device Performance Impact: Training is done only when the device is in idle or charging state, hence no impact on performance.</w:t>
+      </w:r>
+    </w:p>
+    <w:p>
+      <w:pPr>
+        <w:numPr>
+          <w:ilvl w:val="0"/>
+          <w:numId w:val="6"/>
+        </w:numPr>
+        <w:ind w:left="720" w:hanging="360"/>
+        <w:rPr>
+          <w:u w:val="none"/>
+        </w:rPr>
+      </w:pPr>
+      <w:r>
+        <w:rPr>
+          <w:b w:val="1"/>
+          <w:bCs w:val="1"/>
+          <w:rtl w:val="0"/>
+        </w:rPr>
+        <w:t xml:space="preserve">Scalability</w:t>
+      </w:r>
+      <w:r>
+        <w:rPr>
+          <w:rtl w:val="0"/>
+        </w:rPr>
+        <w:t xml:space="preserve">: Scales with big, distributed datasets across multiple devices.</w:t>
+      </w:r>
+    </w:p>
+    <w:p>
+      <w:pPr>
+        <w:numPr>
+          <w:ilvl w:val="0"/>
+          <w:numId w:val="6"/>
+        </w:numPr>
+        <w:ind w:left="720" w:hanging="360"/>
+        <w:rPr>
+          <w:u w:val="none"/>
+        </w:rPr>
+      </w:pPr>
+      <w:r>
+        <w:rPr>
+          <w:rtl w:val="0"/>
+        </w:rPr>
+        <w:t xml:space="preserve">Better Model Performance: Uses heterogeneous data from various devices to improve model accuracy.</w:t>
+      </w:r>
+    </w:p>
+    <w:p>
+      <w:pPr>
+        <w:numPr>
+          <w:ilvl w:val="0"/>
+          <w:numId w:val="6"/>
+        </w:numPr>
+        <w:ind w:left="720" w:hanging="360"/>
+        <w:rPr>
+          <w:u w:val="none"/>
+        </w:rPr>
+      </w:pPr>
+      <w:r>
+        <w:rPr>
+          <w:b w:val="1"/>
+          <w:bCs w:val="1"/>
+          <w:rtl w:val="0"/>
+        </w:rPr>
+        <w:t xml:space="preserve">Real-time Updates</w:t>
+      </w:r>
+      <w:r>
+        <w:rPr>
+          <w:rtl w:val="0"/>
+        </w:rPr>
+        <w:t xml:space="preserve">: Allows real-time model updates on each device.</w:t>
+      </w:r>
+    </w:p>
+    <w:p>
+      <w:pPr>
+        <w:pStyle w:val="Heading3"/>
         <w:rPr>
           <w:color w:val="000000"/>
           <w:sz w:val="22"/>
           <w:szCs w:val="22"/>
-          <w:rtl w:val="0"/>
-        </w:rPr>
-        <w:t xml:space="preserve">Advantages of Federated Learning:</w:t>
-      </w:r>
-    </w:p>
-    <w:p>
-      <w:pPr>
-        <w:numPr>
-          <w:ilvl w:val="0"/>
-          <w:numId w:val="6"/>
-        </w:numPr>
-        <w:ind w:left="720" w:hanging="360"/>
-        <w:rPr>
-          <w:u w:val="none"/>
-        </w:rPr>
-      </w:pPr>
-      <w:r>
-        <w:rPr>
-          <w:b w:val="1"/>
-          <w:bCs w:val="1"/>
-          <w:rtl w:val="0"/>
-        </w:rPr>
-        <w:t xml:space="preserve">Reduced Power Usage</w:t>
-      </w:r>
-      <w:r>
-        <w:rPr>
-          <w:rtl w:val="0"/>
-        </w:rPr>
-        <w:t xml:space="preserve">: Reduced data size means reduced computation time and hence less power usage.</w:t>
-      </w:r>
-    </w:p>
-    <w:p>
-      <w:pPr>
-        <w:numPr>
-          <w:ilvl w:val="0"/>
-          <w:numId w:val="6"/>
-        </w:numPr>
-        <w:ind w:left="720" w:hanging="360"/>
-        <w:rPr>
-          <w:u w:val="none"/>
-        </w:rPr>
-      </w:pPr>
-      <w:r>
-        <w:rPr>
-          <w:b w:val="1"/>
-          <w:bCs w:val="1"/>
-          <w:rtl w:val="0"/>
-        </w:rPr>
-        <w:t xml:space="preserve">Guarantees Privacy</w:t>
-      </w:r>
-      <w:r>
-        <w:rPr>
-          <w:rtl w:val="0"/>
-        </w:rPr>
-        <w:t xml:space="preserve">: Data stays on the device, maintaining privacy without loss of training.</w:t>
-      </w:r>
-    </w:p>
-    <w:p>
-      <w:pPr>
-        <w:numPr>
-          <w:ilvl w:val="0"/>
-          <w:numId w:val="6"/>
-        </w:numPr>
-        <w:ind w:left="720" w:hanging="360"/>
-        <w:rPr>
-          <w:u w:val="none"/>
-        </w:rPr>
-      </w:pPr>
-      <w:r>
-        <w:rPr>
-          <w:rtl w:val="0"/>
-        </w:rPr>
-        <w:t xml:space="preserve">No Device Performance Impact: Training is done only when the device is in idle or charging state, hence no impact on performance.</w:t>
-      </w:r>
-    </w:p>
-    <w:p>
-      <w:pPr>
-        <w:numPr>
-          <w:ilvl w:val="0"/>
-          <w:numId w:val="6"/>
-        </w:numPr>
-        <w:ind w:left="720" w:hanging="360"/>
-        <w:rPr>
-          <w:u w:val="none"/>
-        </w:rPr>
-      </w:pPr>
-      <w:r>
-        <w:rPr>
-          <w:b w:val="1"/>
-          <w:bCs w:val="1"/>
-          <w:rtl w:val="0"/>
-        </w:rPr>
-        <w:t xml:space="preserve">Scalability</w:t>
-      </w:r>
-      <w:r>
-        <w:rPr>
-          <w:rtl w:val="0"/>
-        </w:rPr>
-        <w:t xml:space="preserve">: Scales with big, distributed datasets across multiple devices.</w:t>
-      </w:r>
-    </w:p>
-    <w:p>
-      <w:pPr>
-        <w:numPr>
-          <w:ilvl w:val="0"/>
-          <w:numId w:val="6"/>
-        </w:numPr>
-        <w:ind w:left="720" w:hanging="360"/>
-        <w:rPr>
-          <w:u w:val="none"/>
-        </w:rPr>
-      </w:pPr>
-      <w:r>
-        <w:rPr>
-          <w:rtl w:val="0"/>
-        </w:rPr>
-        <w:t xml:space="preserve">Better Model Performance: Uses heterogeneous data from various devices to improve model accuracy.</w:t>
-      </w:r>
-    </w:p>
-    <w:p>
-      <w:pPr>
-        <w:numPr>
-          <w:ilvl w:val="0"/>
-          <w:numId w:val="6"/>
-        </w:numPr>
-        <w:ind w:left="720" w:hanging="360"/>
-        <w:rPr>
-          <w:u w:val="none"/>
-        </w:rPr>
-      </w:pPr>
-      <w:r>
-        <w:rPr>
-          <w:b w:val="1"/>
-          <w:bCs w:val="1"/>
-          <w:rtl w:val="0"/>
-        </w:rPr>
-        <w:t xml:space="preserve">Real-time Updates</w:t>
-      </w:r>
-      <w:r>
-        <w:rPr>
-          <w:rtl w:val="0"/>
-        </w:rPr>
-        <w:t xml:space="preserve">: Allows real-time model updates on each device.</w:t>
-      </w:r>
-    </w:p>
-    <w:p>
-      <w:pPr>
-        <w:pStyle w:val="Heading3"/>
+        </w:rPr>
+      </w:pPr>
+      <w:bookmarkStart w:colFirst="0" w:colLast="0" w:name="_6866vhxeyqvf" w:id="40"/>
+      <w:bookmarkEnd w:id="40"/>
+      <w:r>
         <w:rPr>
           <w:color w:val="000000"/>
           <w:sz w:val="22"/>
           <w:szCs w:val="22"/>
-        </w:rPr>
-      </w:pPr>
-      <w:bookmarkStart w:colFirst="0" w:colLast="0" w:name="_6866vhxeyqvf" w:id="39"/>
-      <w:bookmarkEnd w:id="39"/>
-      <w:r>
-        <w:rPr>
-          <w:color w:val="000000"/>
-          <w:sz w:val="22"/>
-          <w:szCs w:val="22"/>
           <w:rtl w:val="0"/>
         </w:rPr>
         <w:t xml:space="preserve">Disadvantages of Federated Learning:</w:t>
@@ -10770,14 +10855,23 @@
     </w:p>
     <w:p>
       <w:pPr>
-        <w:ind w:left="0" w:firstLine="0"/>
+        <w:pStyle w:val="Heading2"/>
         <w:rPr/>
       </w:pPr>
-      <w:r>
-        <w:rPr>
+      <w:bookmarkStart w:colFirst="0" w:colLast="0" w:name="_hxdedphk1vly" w:id="41"/>
+      <w:bookmarkEnd w:id="41"/>
+      <w:r>
+        <w:rPr>
+          <w:sz w:val="26"/>
+          <w:szCs w:val="26"/>
           <w:rtl w:val="0"/>
         </w:rPr>
         <w:t xml:space="preserve">Resources Used:</w:t>
+      </w:r>
+      <w:r>
+        <w:rPr>
+          <w:rtl w:val="0"/>
+        </w:rPr>
       </w:r>
     </w:p>
     <w:p>
@@ -11125,6 +11219,102 @@
             <w:rtl w:val="0"/>
           </w:rPr>
           <w:t xml:space="preserve">https://www.geeksforgeeks.org/python/create-virtual-environment-using-venv-python/</w:t>
+        </w:r>
+      </w:hyperlink>
+      <w:r>
+        <w:rPr>
+          <w:rtl w:val="0"/>
+        </w:rPr>
+      </w:r>
+    </w:p>
+    <w:p>
+      <w:pPr>
+        <w:ind w:left="0" w:firstLine="0"/>
+        <w:rPr/>
+      </w:pPr>
+      <w:r>
+        <w:rPr>
+          <w:rtl w:val="0"/>
+        </w:rPr>
+      </w:r>
+    </w:p>
+    <w:p>
+      <w:pPr>
+        <w:ind w:left="0" w:firstLine="0"/>
+        <w:rPr/>
+      </w:pPr>
+      <w:hyperlink r:id="rId21">
+        <w:r>
+          <w:rPr>
+            <w:color w:val="1155cc"/>
+            <w:u w:val="single"/>
+            <w:rtl w:val="0"/>
+          </w:rPr>
+          <w:t xml:space="preserve">https://learn.microsoft.com/en-us/windows/wsl/install-manual</w:t>
+        </w:r>
+      </w:hyperlink>
+      <w:r>
+        <w:rPr>
+          <w:rtl w:val="0"/>
+        </w:rPr>
+      </w:r>
+    </w:p>
+    <w:p>
+      <w:pPr>
+        <w:ind w:left="0" w:firstLine="0"/>
+        <w:rPr/>
+      </w:pPr>
+      <w:r>
+        <w:rPr>
+          <w:rtl w:val="0"/>
+        </w:rPr>
+      </w:r>
+    </w:p>
+    <w:p>
+      <w:pPr>
+        <w:ind w:left="0" w:firstLine="0"/>
+        <w:rPr/>
+      </w:pPr>
+      <w:hyperlink r:id="rId22">
+        <w:r>
+          <w:rPr>
+            <w:color w:val="1155cc"/>
+            <w:u w:val="single"/>
+            <w:rtl w:val="0"/>
+          </w:rPr>
+          <w:t xml:space="preserve">https://linuxvox.com/blog/activate-venv-linux/</w:t>
+        </w:r>
+      </w:hyperlink>
+      <w:r>
+        <w:rPr>
+          <w:rtl w:val="0"/>
+        </w:rPr>
+      </w:r>
+    </w:p>
+    <w:p>
+      <w:pPr>
+        <w:ind w:left="0" w:firstLine="0"/>
+        <w:rPr/>
+      </w:pPr>
+      <w:r>
+        <w:rPr>
+          <w:rtl w:val="0"/>
+        </w:rPr>
+      </w:r>
+    </w:p>
+    <w:p>
+      <w:pPr>
+        <w:ind w:left="0" w:firstLine="0"/>
+        <w:rPr/>
+      </w:pPr>
+      <w:hyperlink r:id="rId23">
+        <w:r>
+          <w:rPr>
+            <w:color w:val="1155cc"/>
+            <w:u w:val="single"/>
+            <w:rtl w:val="0"/>
+          </w:rPr>
+          <w:t xml:space="preserve">https://apps.microsoft.com/detail/9PDXGNCFSCZV</w:t>
         </w:r>
       </w:hyperlink>
       <w:r>
@@ -12025,116 +12215,6 @@
     </w:lvl>
   </w:abstractNum>
   <w:abstractNum w:abstractNumId="9">
-    <w:lvl w:ilvl="0">
-      <w:start w:val="1"/>
-      <w:numFmt w:val="bullet"/>
-      <w:lvlText w:val="●"/>
-      <w:lvlJc w:val="left"/>
-      <w:pPr>
-        <w:ind w:left="720" w:hanging="360"/>
-      </w:pPr>
-      <w:rPr>
-        <w:u w:val="none"/>
-      </w:rPr>
-    </w:lvl>
-    <w:lvl w:ilvl="1">
-      <w:start w:val="1"/>
-      <w:numFmt w:val="bullet"/>
-      <w:lvlText w:val="○"/>
-      <w:lvlJc w:val="left"/>
-      <w:pPr>
-        <w:ind w:left="1440" w:hanging="360"/>
-      </w:pPr>
-      <w:rPr>
-        <w:u w:val="none"/>
-      </w:rPr>
-    </w:lvl>
-    <w:lvl w:ilvl="2">
-      <w:start w:val="1"/>
-      <w:numFmt w:val="bullet"/>
-      <w:lvlText w:val="■"/>
-      <w:lvlJc w:val="left"/>
-      <w:pPr>
-        <w:ind w:left="2160" w:hanging="360"/>
-      </w:pPr>
-      <w:rPr>
-        <w:u w:val="none"/>
-      </w:rPr>
-    </w:lvl>
-    <w:lvl w:ilvl="3">
-      <w:start w:val="1"/>
-      <w:numFmt w:val="bullet"/>
-      <w:lvlText w:val="●"/>
-      <w:lvlJc w:val="left"/>
-      <w:pPr>
-        <w:ind w:left="2880" w:hanging="360"/>
-      </w:pPr>
-      <w:rPr>
-        <w:u w:val="none"/>
-      </w:rPr>
-    </w:lvl>
-    <w:lvl w:ilvl="4">
-      <w:start w:val="1"/>
-      <w:numFmt w:val="bullet"/>
-      <w:lvlText w:val="○"/>
-      <w:lvlJc w:val="left"/>
-      <w:pPr>
-        <w:ind w:left="3600" w:hanging="360"/>
-      </w:pPr>
-      <w:rPr>
-        <w:u w:val="none"/>
-      </w:rPr>
-    </w:lvl>
-    <w:lvl w:ilvl="5">
-      <w:start w:val="1"/>
-      <w:numFmt w:val="bullet"/>
-      <w:lvlText w:val="■"/>
-      <w:lvlJc w:val="left"/>
-      <w:pPr>
-        <w:ind w:left="4320" w:hanging="360"/>
-      </w:pPr>
-      <w:rPr>
-        <w:u w:val="none"/>
-      </w:rPr>
-    </w:lvl>
-    <w:lvl w:ilvl="6">
-      <w:start w:val="1"/>
-      <w:numFmt w:val="bullet"/>
-      <w:lvlText w:val="●"/>
-      <w:lvlJc w:val="left"/>
-      <w:pPr>
-        <w:ind w:left="5040" w:hanging="360"/>
-      </w:pPr>
-      <w:rPr>
-        <w:u w:val="none"/>
-      </w:rPr>
-    </w:lvl>
-    <w:lvl w:ilvl="7">
-      <w:start w:val="1"/>
-      <w:numFmt w:val="bullet"/>
-      <w:lvlText w:val="○"/>
-      <w:lvlJc w:val="left"/>
-      <w:pPr>
-        <w:ind w:left="5760" w:hanging="360"/>
-      </w:pPr>
-      <w:rPr>
-        <w:u w:val="none"/>
-      </w:rPr>
-    </w:lvl>
-    <w:lvl w:ilvl="8">
-      <w:start w:val="1"/>
-      <w:numFmt w:val="bullet"/>
-      <w:lvlText w:val="■"/>
-      <w:lvlJc w:val="left"/>
-      <w:pPr>
-        <w:ind w:left="6480" w:hanging="360"/>
-      </w:pPr>
-      <w:rPr>
-        <w:u w:val="none"/>
-      </w:rPr>
-    </w:lvl>
-  </w:abstractNum>
-  <w:abstractNum w:abstractNumId="10">
     <w:lvl w:ilvl="0">
       <w:start w:val="1"/>
       <w:numFmt w:val="bullet"/>
@@ -12270,9 +12350,6 @@
   </w:num>
   <w:num w:numId="9">
     <w:abstractNumId w:val="9"/>
-  </w:num>
-  <w:num w:numId="10">
-    <w:abstractNumId w:val="10"/>
   </w:num>
 </w:numbering>
 </file>
